--- a/docs/DAW001 Analisys Wizard Design V3.1.0A.docx
+++ b/docs/DAW001 Analisys Wizard Design V3.1.0A.docx
@@ -537,7 +537,7 @@
           <w:strike w:val="false"/>
           <w:dstrike w:val="false"/>
         </w:rPr>
-        <w:t>Streamlit (GUI and Presentation)</w:t>
+        <w:t>Streamlit (Quick Prototyping)</w:t>
       </w:r>
     </w:p>
     <w:p>
@@ -549,23 +549,16 @@
         </w:numPr>
         <w:spacing w:lineRule="atLeast" w:line="300" w:before="0" w:after="0"/>
         <w:rPr>
-          <w:b w:val="false"/>
-          <w:bCs w:val="false"/>
-          <w:i w:val="false"/>
-          <w:i w:val="false"/>
-          <w:iCs w:val="false"/>
-          <w:u w:val="none"/>
-        </w:rPr>
-      </w:pPr>
-      <w:r>
-        <w:rPr>
-          <w:b w:val="false"/>
-          <w:bCs w:val="false"/>
-          <w:i w:val="false"/>
-          <w:iCs w:val="false"/>
-          <w:u w:val="none"/>
-        </w:rPr>
-        <w:t>Pandas and NumPy (data processing)</w:t>
+          <w:strike w:val="false"/>
+          <w:dstrike w:val="false"/>
+        </w:rPr>
+      </w:pPr>
+      <w:r>
+        <w:rPr>
+          <w:strike w:val="false"/>
+          <w:dstrike w:val="false"/>
+        </w:rPr>
+        <w:t>PyQT (Final GUI and Presentation)</w:t>
       </w:r>
     </w:p>
     <w:p>
@@ -577,16 +570,65 @@
         </w:numPr>
         <w:spacing w:lineRule="atLeast" w:line="300" w:before="0" w:after="0"/>
         <w:rPr>
-          <w:highlight w:val="none"/>
-          <w:shd w:fill="FFFF00" w:val="clear"/>
-        </w:rPr>
-      </w:pPr>
-      <w:r>
-        <w:rPr>
-          <w:b w:val="false"/>
-          <w:bCs w:val="false"/>
+          <w:strike w:val="false"/>
+          <w:dstrike w:val="false"/>
+        </w:rPr>
+      </w:pPr>
+      <w:r>
+        <w:rPr>
+          <w:strike w:val="false"/>
+          <w:dstrike w:val="false"/>
+        </w:rPr>
+        <w:t>PyQtGraph (Displaying graphs, more efficient and simple to use than Matplotlib)</w:t>
+      </w:r>
+    </w:p>
+    <w:p>
+      <w:pPr>
+        <w:pStyle w:val="Normal"/>
+        <w:numPr>
+          <w:ilvl w:val="1"/>
+          <w:numId w:val="5"/>
+        </w:numPr>
+        <w:spacing w:lineRule="atLeast" w:line="300" w:before="0" w:after="0"/>
+        <w:rPr>
+          <w:b w:val="false"/>
+          <w:bCs w:val="false"/>
+          <w:i w:val="false"/>
           <w:i w:val="false"/>
           <w:iCs w:val="false"/>
+          <w:u w:val="none"/>
+        </w:rPr>
+      </w:pPr>
+      <w:r>
+        <w:rPr>
+          <w:b w:val="false"/>
+          <w:bCs w:val="false"/>
+          <w:i w:val="false"/>
+          <w:iCs w:val="false"/>
+          <w:u w:val="none"/>
+        </w:rPr>
+        <w:t>Pandas and NumPy (data processing)</w:t>
+      </w:r>
+    </w:p>
+    <w:p>
+      <w:pPr>
+        <w:pStyle w:val="Normal"/>
+        <w:numPr>
+          <w:ilvl w:val="1"/>
+          <w:numId w:val="5"/>
+        </w:numPr>
+        <w:spacing w:lineRule="atLeast" w:line="300" w:before="0" w:after="0"/>
+        <w:rPr>
+          <w:strike/>
+        </w:rPr>
+      </w:pPr>
+      <w:r>
+        <w:rPr>
+          <w:b w:val="false"/>
+          <w:bCs w:val="false"/>
+          <w:i w:val="false"/>
+          <w:iCs w:val="false"/>
+          <w:strike/>
           <w:u w:val="none"/>
           <w:shd w:fill="FFFF00" w:val="clear"/>
         </w:rPr>
@@ -667,21 +709,6 @@
       <w:r>
         <w:rPr/>
         <w:t>Simple syntax, easier to debug (if you know C++, you know Python)</w:t>
-      </w:r>
-    </w:p>
-    <w:p>
-      <w:pPr>
-        <w:pStyle w:val="Normal"/>
-        <w:numPr>
-          <w:ilvl w:val="0"/>
-          <w:numId w:val="7"/>
-        </w:numPr>
-        <w:spacing w:lineRule="atLeast" w:line="300" w:before="0" w:after="0"/>
-        <w:rPr/>
-      </w:pPr>
-      <w:r>
-        <w:rPr/>
-        <w:t>An intuitive graphing library (matplotlib)</w:t>
       </w:r>
     </w:p>
     <w:p>
@@ -3236,7 +3263,7 @@
               <w:iCs/>
               <w:rFonts w:eastAsia="Calibri" w:cs="Arial"/>
             </w:rPr>
-            <w:t>DAW001 Analisys Wizard Design A2.docx</w:t>
+            <w:t>DAW001 Analisys Wizard Design V3.1.0A.docx</w:t>
           </w:r>
           <w:r>
             <w:rPr>
@@ -3507,7 +3534,7 @@
               <w:iCs/>
               <w:rFonts w:eastAsia="Calibri" w:cs="Arial"/>
             </w:rPr>
-            <w:t>DAW001 Analisys Wizard Design A2.docx</w:t>
+            <w:t>DAW001 Analisys Wizard Design V3.1.0A.docx</w:t>
           </w:r>
           <w:r>
             <w:rPr>

--- a/docs/DAW001 Analisys Wizard Design V3.1.0A.docx
+++ b/docs/DAW001 Analisys Wizard Design V3.1.0A.docx
@@ -437,6 +437,34 @@
           <w:u w:val="none"/>
         </w:rPr>
         <w:t>Postgresql (SQL database/implementation)</w:t>
+      </w:r>
+    </w:p>
+    <w:p>
+      <w:pPr>
+        <w:pStyle w:val="Normal"/>
+        <w:numPr>
+          <w:ilvl w:val="0"/>
+          <w:numId w:val="6"/>
+        </w:numPr>
+        <w:spacing w:lineRule="atLeast" w:line="300" w:before="0" w:after="0"/>
+        <w:rPr>
+          <w:b w:val="false"/>
+          <w:bCs w:val="false"/>
+          <w:i w:val="false"/>
+          <w:i w:val="false"/>
+          <w:iCs w:val="false"/>
+          <w:u w:val="none"/>
+        </w:rPr>
+      </w:pPr>
+      <w:r>
+        <w:rPr>
+          <w:b w:val="false"/>
+          <w:bCs w:val="false"/>
+          <w:i w:val="false"/>
+          <w:iCs w:val="false"/>
+          <w:u w:val="none"/>
+        </w:rPr>
+        <w:t>Sqllite (Database prototyping, quick implementation)</w:t>
       </w:r>
     </w:p>
     <w:p>
@@ -4594,7 +4622,7 @@
     <w:pPr>
       <w:widowControl/>
       <w:suppressAutoHyphens w:val="true"/>
-      <w:overflowPunct w:val="true"/>
+      <w:overflowPunct w:val="false"/>
       <w:bidi w:val="0"/>
       <w:spacing w:lineRule="auto" w:line="259" w:before="0" w:after="160"/>
       <w:jc w:val="left"/>
@@ -5122,7 +5150,7 @@
     <w:pPr>
       <w:widowControl/>
       <w:suppressAutoHyphens w:val="true"/>
-      <w:overflowPunct w:val="true"/>
+      <w:overflowPunct w:val="false"/>
       <w:bidi w:val="0"/>
       <w:spacing w:lineRule="auto" w:line="240" w:before="0" w:after="0"/>
       <w:jc w:val="left"/>
